--- a/preview/docxs/03-corporate-navy.docx
+++ b/preview/docxs/03-corporate-navy.docx
@@ -535,7 +535,7 @@
         </w:rPr>
         <w:t xml:space="preserve">Demo: </w:t>
       </w:r>
-      <w:hyperlink w:history="1" r:id="rIdzzkdptpvqhzv33bqxu3-j">
+      <w:hyperlink w:history="1" r:id="rId-kdjjut-oukhjhvljcy6w">
         <w:r>
           <w:rPr>
             <w:color w:val="1e3a5f"/>
@@ -563,7 +563,7 @@
         </w:rPr>
         <w:t xml:space="preserve">Code: </w:t>
       </w:r>
-      <w:hyperlink w:history="1" r:id="rIdt2mg2k-ha26hk56h2hjjs">
+      <w:hyperlink w:history="1" r:id="rIdwo4jvec9kob5schhxrdfk">
         <w:r>
           <w:rPr>
             <w:color w:val="1e3a5f"/>
@@ -653,7 +653,7 @@
         </w:rPr>
         <w:t xml:space="preserve">Demo: </w:t>
       </w:r>
-      <w:hyperlink w:history="1" r:id="rIddjqhlt6i0kpaez32rgcng">
+      <w:hyperlink w:history="1" r:id="rIdr5t8btzqqasjgigsxxj1a">
         <w:r>
           <w:rPr>
             <w:color w:val="1e3a5f"/>
@@ -1072,7 +1072,7 @@
         </w:rPr>
         <w:t xml:space="preserve">Portfolio: </w:t>
       </w:r>
-      <w:hyperlink w:history="1" r:id="rIdy4chhtrwipqb_jgxtlsv9">
+      <w:hyperlink w:history="1" r:id="rIdszzhxwc3t-rdc8mwhkjas">
         <w:r>
           <w:rPr>
             <w:color w:val="1e3a5f"/>
